--- a/docs/산출물/[모델링 및 평가]자체 sLLM 인공지능_2Team.docx
+++ b/docs/산출물/[모델링 및 평가]자체 sLLM 인공지능_2Team.docx
@@ -1389,7 +1389,7 @@
           <w:color w:val="0000ff"/>
           <w:rtl w:val="0"/>
         </w:rPr>
-        <w:t xml:space="preserve">형식 안정성: ExtractedTask 는 14개 필드에 중첩 리스트까지 있어 작은 모델이 튜닝 전에는 형식조차 잘 못 맞춘다. 개선 폭이 가장 크게 드러나는 지점이 여기다.</w:t>
+        <w:t xml:space="preserve">형식 안정성: ExtractedTask 는 15개 필드에 중첩 리스트까지 있어 작은 모델이 튜닝 전에는 형식조차 잘 못 맞춘다. 개선 폭이 가장 크게 드러나는 지점이 여기다.</w:t>
       </w:r>
       <w:r>
         <w:rPr>
@@ -4540,7 +4540,7 @@
           <w:color w:val="0000ff"/>
           <w:rtl w:val="0"/>
         </w:rPr>
-        <w:t xml:space="preserve">④ 온라인 지표: agent_run / agent_run_step 에 실행 이력이 이미 쌓이고 있다. 이것을 모수로 삼아 시연이 아니라 실제 사용에서 성공률이 나오게 한다.</w:t>
+        <w:t xml:space="preserve">④ 온라인 지표: agent_run / tool_call 에 실행 이력이 이미 쌓이고 있다. 이것을 모수로 삼아 시연이 아니라 실제 사용에서 성공률이 나오게 한다.</w:t>
       </w:r>
       <w:r>
         <w:rPr>
